--- a/1. Project Initialization and Planning Phase/Problem Statements Template by SWTID1749709268.docx
+++ b/1. Project Initialization and Planning Phase/Problem Statements Template by SWTID1749709268.docx
@@ -415,135 +415,98 @@
     </w:p>
     <w:tbl>
       <w:tblPr>
-        <w:tblStyle w:val="TableGrid"/>
-        <w:tblW w:w="8800" w:type="dxa"/>
-        <w:tblInd w:w="10" w:type="dxa"/>
+        <w:tblW w:w="0" w:type="auto"/>
+        <w:tblCellSpacing w:w="15" w:type="dxa"/>
+        <w:tblBorders>
+          <w:top w:val="single" w:sz="4" w:space="0" w:color="auto"/>
+          <w:left w:val="single" w:sz="4" w:space="0" w:color="auto"/>
+          <w:bottom w:val="single" w:sz="4" w:space="0" w:color="auto"/>
+          <w:right w:val="single" w:sz="4" w:space="0" w:color="auto"/>
+          <w:insideH w:val="single" w:sz="4" w:space="0" w:color="auto"/>
+          <w:insideV w:val="single" w:sz="4" w:space="0" w:color="auto"/>
+        </w:tblBorders>
         <w:tblCellMar>
-          <w:top w:w="166" w:type="dxa"/>
-          <w:left w:w="218" w:type="dxa"/>
-          <w:right w:w="115" w:type="dxa"/>
+          <w:top w:w="15" w:type="dxa"/>
+          <w:left w:w="15" w:type="dxa"/>
+          <w:bottom w:w="15" w:type="dxa"/>
+          <w:right w:w="15" w:type="dxa"/>
         </w:tblCellMar>
         <w:tblLook w:val="04A0" w:firstRow="1" w:lastRow="0" w:firstColumn="1" w:lastColumn="0" w:noHBand="0" w:noVBand="1"/>
       </w:tblPr>
       <w:tblGrid>
-        <w:gridCol w:w="1739"/>
-        <w:gridCol w:w="1522"/>
-        <w:gridCol w:w="1400"/>
-        <w:gridCol w:w="940"/>
-        <w:gridCol w:w="1240"/>
-        <w:gridCol w:w="1959"/>
+        <w:gridCol w:w="1311"/>
+        <w:gridCol w:w="1322"/>
+        <w:gridCol w:w="1594"/>
+        <w:gridCol w:w="1828"/>
+        <w:gridCol w:w="2137"/>
+        <w:gridCol w:w="1859"/>
       </w:tblGrid>
       <w:tr>
         <w:trPr>
-          <w:trHeight w:val="1000"/>
+          <w:tblHeader/>
+          <w:tblCellSpacing w:w="15" w:type="dxa"/>
         </w:trPr>
         <w:tc>
           <w:tcPr>
-            <w:tcW w:w="1739" w:type="dxa"/>
-            <w:tcBorders>
-              <w:top w:val="single" w:sz="8" w:space="0" w:color="000000"/>
-              <w:left w:val="single" w:sz="8" w:space="0" w:color="000000"/>
-              <w:bottom w:val="single" w:sz="8" w:space="0" w:color="000000"/>
-              <w:right w:val="single" w:sz="8" w:space="0" w:color="000000"/>
-            </w:tcBorders>
-            <w:vAlign w:val="center"/>
+            <w:tcW w:w="0" w:type="auto"/>
+            <w:vAlign w:val="center"/>
+            <w:hideMark/>
           </w:tcPr>
           <w:p>
             <w:pPr>
-              <w:spacing w:line="259" w:lineRule="auto"/>
-              <w:ind w:left="13"/>
-              <w:jc w:val="center"/>
-            </w:pPr>
-            <w:r>
               <w:rPr>
                 <w:b/>
+                <w:bCs/>
               </w:rPr>
-              <w:t>Problem</w:t>
-            </w:r>
-          </w:p>
-          <w:p>
-            <w:pPr>
-              <w:spacing w:line="259" w:lineRule="auto"/>
-              <w:ind w:left="0" w:right="3"/>
-              <w:jc w:val="center"/>
             </w:pPr>
             <w:r>
               <w:rPr>
                 <w:b/>
+                <w:bCs/>
               </w:rPr>
-              <w:t>Statement</w:t>
-            </w:r>
-          </w:p>
+              <w:t>Problem Statement (PS)</w:t>
+            </w:r>
+          </w:p>
+        </w:tc>
+        <w:tc>
+          <w:tcPr>
+            <w:tcW w:w="0" w:type="auto"/>
+            <w:vAlign w:val="center"/>
+            <w:hideMark/>
+          </w:tcPr>
           <w:p>
             <w:pPr>
-              <w:spacing w:line="259" w:lineRule="auto"/>
-              <w:ind w:left="0" w:right="3"/>
-              <w:jc w:val="center"/>
-            </w:pPr>
-            <w:r>
               <w:rPr>
                 <w:b/>
+                <w:bCs/>
               </w:rPr>
-              <w:t>(PS)</w:t>
-            </w:r>
-          </w:p>
-        </w:tc>
-        <w:tc>
-          <w:tcPr>
-            <w:tcW w:w="1522" w:type="dxa"/>
-            <w:tcBorders>
-              <w:top w:val="single" w:sz="8" w:space="0" w:color="000000"/>
-              <w:left w:val="single" w:sz="8" w:space="0" w:color="000000"/>
-              <w:bottom w:val="single" w:sz="8" w:space="0" w:color="000000"/>
-              <w:right w:val="single" w:sz="8" w:space="0" w:color="000000"/>
-            </w:tcBorders>
-          </w:tcPr>
-          <w:p>
-            <w:pPr>
-              <w:spacing w:line="259" w:lineRule="auto"/>
-              <w:ind w:left="23"/>
-              <w:jc w:val="center"/>
             </w:pPr>
             <w:r>
               <w:rPr>
                 <w:b/>
+                <w:bCs/>
               </w:rPr>
-              <w:t>I am</w:t>
-            </w:r>
-          </w:p>
+              <w:t>I am (Customer)</w:t>
+            </w:r>
+          </w:p>
+        </w:tc>
+        <w:tc>
+          <w:tcPr>
+            <w:tcW w:w="0" w:type="auto"/>
+            <w:vAlign w:val="center"/>
+            <w:hideMark/>
+          </w:tcPr>
           <w:p>
             <w:pPr>
-              <w:spacing w:line="259" w:lineRule="auto"/>
-              <w:ind w:left="0" w:right="113"/>
-              <w:jc w:val="center"/>
-            </w:pPr>
-            <w:r>
               <w:rPr>
                 <w:b/>
+                <w:bCs/>
               </w:rPr>
-              <w:t>(Customer)</w:t>
-            </w:r>
-          </w:p>
-        </w:tc>
-        <w:tc>
-          <w:tcPr>
-            <w:tcW w:w="1400" w:type="dxa"/>
-            <w:tcBorders>
-              <w:top w:val="single" w:sz="8" w:space="0" w:color="000000"/>
-              <w:left w:val="single" w:sz="8" w:space="0" w:color="000000"/>
-              <w:bottom w:val="single" w:sz="8" w:space="0" w:color="000000"/>
-              <w:right w:val="single" w:sz="8" w:space="0" w:color="000000"/>
-            </w:tcBorders>
-          </w:tcPr>
-          <w:p>
-            <w:pPr>
-              <w:spacing w:line="259" w:lineRule="auto"/>
-              <w:ind w:left="0"/>
-              <w:jc w:val="center"/>
             </w:pPr>
             <w:r>
               <w:rPr>
                 <w:b/>
+                <w:bCs/>
               </w:rPr>
               <w:t>I’m trying to</w:t>
             </w:r>
@@ -551,23 +514,21 @@
         </w:tc>
         <w:tc>
           <w:tcPr>
-            <w:tcW w:w="940" w:type="dxa"/>
-            <w:tcBorders>
-              <w:top w:val="single" w:sz="8" w:space="0" w:color="000000"/>
-              <w:left w:val="single" w:sz="8" w:space="0" w:color="000000"/>
-              <w:bottom w:val="single" w:sz="8" w:space="0" w:color="000000"/>
-              <w:right w:val="single" w:sz="8" w:space="0" w:color="000000"/>
-            </w:tcBorders>
+            <w:tcW w:w="0" w:type="auto"/>
+            <w:vAlign w:val="center"/>
+            <w:hideMark/>
           </w:tcPr>
           <w:p>
             <w:pPr>
-              <w:spacing w:line="259" w:lineRule="auto"/>
-              <w:ind w:left="27"/>
-              <w:jc w:val="center"/>
-            </w:pPr>
-            <w:r>
               <w:rPr>
                 <w:b/>
+                <w:bCs/>
+              </w:rPr>
+            </w:pPr>
+            <w:r>
+              <w:rPr>
+                <w:b/>
+                <w:bCs/>
               </w:rPr>
               <w:t>But</w:t>
             </w:r>
@@ -575,23 +536,21 @@
         </w:tc>
         <w:tc>
           <w:tcPr>
-            <w:tcW w:w="1240" w:type="dxa"/>
-            <w:tcBorders>
-              <w:top w:val="single" w:sz="8" w:space="0" w:color="000000"/>
-              <w:left w:val="single" w:sz="8" w:space="0" w:color="000000"/>
-              <w:bottom w:val="single" w:sz="8" w:space="0" w:color="000000"/>
-              <w:right w:val="single" w:sz="8" w:space="0" w:color="000000"/>
-            </w:tcBorders>
+            <w:tcW w:w="0" w:type="auto"/>
+            <w:vAlign w:val="center"/>
+            <w:hideMark/>
           </w:tcPr>
           <w:p>
             <w:pPr>
-              <w:spacing w:line="259" w:lineRule="auto"/>
-              <w:ind w:left="22"/>
-              <w:jc w:val="center"/>
-            </w:pPr>
-            <w:r>
               <w:rPr>
                 <w:b/>
+                <w:bCs/>
+              </w:rPr>
+            </w:pPr>
+            <w:r>
+              <w:rPr>
+                <w:b/>
+                <w:bCs/>
               </w:rPr>
               <w:t>Because</w:t>
             </w:r>
@@ -599,23 +558,21 @@
         </w:tc>
         <w:tc>
           <w:tcPr>
-            <w:tcW w:w="1959" w:type="dxa"/>
-            <w:tcBorders>
-              <w:top w:val="single" w:sz="8" w:space="0" w:color="000000"/>
-              <w:left w:val="single" w:sz="8" w:space="0" w:color="000000"/>
-              <w:bottom w:val="single" w:sz="8" w:space="0" w:color="000000"/>
-              <w:right w:val="single" w:sz="8" w:space="0" w:color="000000"/>
-            </w:tcBorders>
+            <w:tcW w:w="0" w:type="auto"/>
+            <w:vAlign w:val="center"/>
+            <w:hideMark/>
           </w:tcPr>
           <w:p>
             <w:pPr>
-              <w:spacing w:line="259" w:lineRule="auto"/>
-              <w:ind w:left="0"/>
-              <w:jc w:val="center"/>
-            </w:pPr>
-            <w:r>
               <w:rPr>
                 <w:b/>
+                <w:bCs/>
+              </w:rPr>
+            </w:pPr>
+            <w:r>
+              <w:rPr>
+                <w:b/>
+                <w:bCs/>
               </w:rPr>
               <w:t>Which makes me feel</w:t>
             </w:r>
@@ -624,24 +581,15 @@
       </w:tr>
       <w:tr>
         <w:trPr>
-          <w:trHeight w:val="500"/>
+          <w:tblCellSpacing w:w="15" w:type="dxa"/>
         </w:trPr>
         <w:tc>
           <w:tcPr>
-            <w:tcW w:w="1739" w:type="dxa"/>
-            <w:tcBorders>
-              <w:top w:val="single" w:sz="8" w:space="0" w:color="000000"/>
-              <w:left w:val="single" w:sz="8" w:space="0" w:color="000000"/>
-              <w:bottom w:val="single" w:sz="8" w:space="0" w:color="000000"/>
-              <w:right w:val="single" w:sz="8" w:space="0" w:color="000000"/>
-            </w:tcBorders>
-            <w:vAlign w:val="center"/>
-          </w:tcPr>
-          <w:p>
-            <w:pPr>
-              <w:spacing w:line="259" w:lineRule="auto"/>
-              <w:ind w:left="12"/>
-            </w:pPr>
+            <w:tcW w:w="0" w:type="auto"/>
+            <w:vAlign w:val="center"/>
+            <w:hideMark/>
+          </w:tcPr>
+          <w:p>
             <w:r>
               <w:t>PS-1</w:t>
             </w:r>
@@ -649,87 +597,293 @@
         </w:tc>
         <w:tc>
           <w:tcPr>
-            <w:tcW w:w="1522" w:type="dxa"/>
-            <w:tcBorders>
-              <w:top w:val="single" w:sz="8" w:space="0" w:color="000000"/>
-              <w:left w:val="single" w:sz="8" w:space="0" w:color="000000"/>
-              <w:bottom w:val="single" w:sz="8" w:space="0" w:color="000000"/>
-              <w:right w:val="single" w:sz="8" w:space="0" w:color="000000"/>
-            </w:tcBorders>
-          </w:tcPr>
-          <w:p>
-            <w:pPr>
-              <w:spacing w:after="160" w:line="259" w:lineRule="auto"/>
-              <w:ind w:left="0"/>
-            </w:pPr>
-          </w:p>
-        </w:tc>
-        <w:tc>
-          <w:tcPr>
-            <w:tcW w:w="1400" w:type="dxa"/>
-            <w:tcBorders>
-              <w:top w:val="single" w:sz="8" w:space="0" w:color="000000"/>
-              <w:left w:val="single" w:sz="8" w:space="0" w:color="000000"/>
-              <w:bottom w:val="single" w:sz="8" w:space="0" w:color="000000"/>
-              <w:right w:val="single" w:sz="8" w:space="0" w:color="000000"/>
-            </w:tcBorders>
-          </w:tcPr>
-          <w:p>
-            <w:pPr>
-              <w:spacing w:after="160" w:line="259" w:lineRule="auto"/>
-              <w:ind w:left="0"/>
-            </w:pPr>
-          </w:p>
-        </w:tc>
-        <w:tc>
-          <w:tcPr>
-            <w:tcW w:w="940" w:type="dxa"/>
-            <w:tcBorders>
-              <w:top w:val="single" w:sz="8" w:space="0" w:color="000000"/>
-              <w:left w:val="single" w:sz="8" w:space="0" w:color="000000"/>
-              <w:bottom w:val="single" w:sz="8" w:space="0" w:color="000000"/>
-              <w:right w:val="single" w:sz="8" w:space="0" w:color="000000"/>
-            </w:tcBorders>
-          </w:tcPr>
-          <w:p>
-            <w:pPr>
-              <w:spacing w:after="160" w:line="259" w:lineRule="auto"/>
-              <w:ind w:left="0"/>
-            </w:pPr>
-          </w:p>
-        </w:tc>
-        <w:tc>
-          <w:tcPr>
-            <w:tcW w:w="1240" w:type="dxa"/>
-            <w:tcBorders>
-              <w:top w:val="single" w:sz="8" w:space="0" w:color="000000"/>
-              <w:left w:val="single" w:sz="8" w:space="0" w:color="000000"/>
-              <w:bottom w:val="single" w:sz="8" w:space="0" w:color="000000"/>
-              <w:right w:val="single" w:sz="8" w:space="0" w:color="000000"/>
-            </w:tcBorders>
-          </w:tcPr>
-          <w:p>
-            <w:pPr>
-              <w:spacing w:after="160" w:line="259" w:lineRule="auto"/>
-              <w:ind w:left="0"/>
-            </w:pPr>
-          </w:p>
-        </w:tc>
-        <w:tc>
-          <w:tcPr>
-            <w:tcW w:w="1959" w:type="dxa"/>
-            <w:tcBorders>
-              <w:top w:val="single" w:sz="8" w:space="0" w:color="000000"/>
-              <w:left w:val="single" w:sz="8" w:space="0" w:color="000000"/>
-              <w:bottom w:val="single" w:sz="8" w:space="0" w:color="000000"/>
-              <w:right w:val="single" w:sz="8" w:space="0" w:color="000000"/>
-            </w:tcBorders>
-          </w:tcPr>
-          <w:p>
-            <w:pPr>
-              <w:spacing w:after="160" w:line="259" w:lineRule="auto"/>
-              <w:ind w:left="0"/>
-            </w:pPr>
+            <w:tcW w:w="0" w:type="auto"/>
+            <w:vAlign w:val="center"/>
+            <w:hideMark/>
+          </w:tcPr>
+          <w:p>
+            <w:r>
+              <w:t>A salaried employee</w:t>
+            </w:r>
+          </w:p>
+        </w:tc>
+        <w:tc>
+          <w:tcPr>
+            <w:tcW w:w="0" w:type="auto"/>
+            <w:vAlign w:val="center"/>
+            <w:hideMark/>
+          </w:tcPr>
+          <w:p>
+            <w:r>
+              <w:t>apply for a credit card confidently</w:t>
+            </w:r>
+          </w:p>
+        </w:tc>
+        <w:tc>
+          <w:tcPr>
+            <w:tcW w:w="0" w:type="auto"/>
+            <w:vAlign w:val="center"/>
+            <w:hideMark/>
+          </w:tcPr>
+          <w:p>
+            <w:r>
+              <w:t>I’m unsure whether I’ll get approved</w:t>
+            </w:r>
+          </w:p>
+        </w:tc>
+        <w:tc>
+          <w:tcPr>
+            <w:tcW w:w="0" w:type="auto"/>
+            <w:vAlign w:val="center"/>
+            <w:hideMark/>
+          </w:tcPr>
+          <w:p>
+            <w:r>
+              <w:t>I don’t know how my personal and financial details affect approval chances</w:t>
+            </w:r>
+          </w:p>
+        </w:tc>
+        <w:tc>
+          <w:tcPr>
+            <w:tcW w:w="0" w:type="auto"/>
+            <w:vAlign w:val="center"/>
+            <w:hideMark/>
+          </w:tcPr>
+          <w:p>
+            <w:r>
+              <w:t>confused, anxious, and hesitant</w:t>
+            </w:r>
+          </w:p>
+        </w:tc>
+      </w:tr>
+      <w:tr>
+        <w:trPr>
+          <w:tblCellSpacing w:w="15" w:type="dxa"/>
+        </w:trPr>
+        <w:tc>
+          <w:tcPr>
+            <w:tcW w:w="0" w:type="auto"/>
+            <w:vAlign w:val="center"/>
+            <w:hideMark/>
+          </w:tcPr>
+          <w:p>
+            <w:r>
+              <w:t>PS-2</w:t>
+            </w:r>
+          </w:p>
+        </w:tc>
+        <w:tc>
+          <w:tcPr>
+            <w:tcW w:w="0" w:type="auto"/>
+            <w:vAlign w:val="center"/>
+            <w:hideMark/>
+          </w:tcPr>
+          <w:p>
+            <w:r>
+              <w:t>A young applicant</w:t>
+            </w:r>
+          </w:p>
+        </w:tc>
+        <w:tc>
+          <w:tcPr>
+            <w:tcW w:w="0" w:type="auto"/>
+            <w:vAlign w:val="center"/>
+            <w:hideMark/>
+          </w:tcPr>
+          <w:p>
+            <w:r>
+              <w:t>understand my eligibility before applying</w:t>
+            </w:r>
+          </w:p>
+        </w:tc>
+        <w:tc>
+          <w:tcPr>
+            <w:tcW w:w="0" w:type="auto"/>
+            <w:vAlign w:val="center"/>
+            <w:hideMark/>
+          </w:tcPr>
+          <w:p>
+            <w:r>
+              <w:t>there’s no way to predict approval chances beforehand</w:t>
+            </w:r>
+          </w:p>
+        </w:tc>
+        <w:tc>
+          <w:tcPr>
+            <w:tcW w:w="0" w:type="auto"/>
+            <w:vAlign w:val="center"/>
+            <w:hideMark/>
+          </w:tcPr>
+          <w:p>
+            <w:r>
+              <w:t>banks don’t clearly explain their approval criteria</w:t>
+            </w:r>
+          </w:p>
+        </w:tc>
+        <w:tc>
+          <w:tcPr>
+            <w:tcW w:w="0" w:type="auto"/>
+            <w:vAlign w:val="center"/>
+            <w:hideMark/>
+          </w:tcPr>
+          <w:p>
+            <w:r>
+              <w:t>frustrated and in the dark</w:t>
+            </w:r>
+          </w:p>
+        </w:tc>
+      </w:tr>
+      <w:tr>
+        <w:trPr>
+          <w:tblCellSpacing w:w="15" w:type="dxa"/>
+        </w:trPr>
+        <w:tc>
+          <w:tcPr>
+            <w:tcW w:w="0" w:type="auto"/>
+            <w:vAlign w:val="center"/>
+            <w:hideMark/>
+          </w:tcPr>
+          <w:p>
+            <w:r>
+              <w:t>PS-3</w:t>
+            </w:r>
+          </w:p>
+        </w:tc>
+        <w:tc>
+          <w:tcPr>
+            <w:tcW w:w="0" w:type="auto"/>
+            <w:vAlign w:val="center"/>
+            <w:hideMark/>
+          </w:tcPr>
+          <w:p>
+            <w:r>
+              <w:t>A loan-paying user</w:t>
+            </w:r>
+          </w:p>
+        </w:tc>
+        <w:tc>
+          <w:tcPr>
+            <w:tcW w:w="0" w:type="auto"/>
+            <w:vAlign w:val="center"/>
+            <w:hideMark/>
+          </w:tcPr>
+          <w:p>
+            <w:r>
+              <w:t>check if my current EMIs affect approval</w:t>
+            </w:r>
+          </w:p>
+        </w:tc>
+        <w:tc>
+          <w:tcPr>
+            <w:tcW w:w="0" w:type="auto"/>
+            <w:vAlign w:val="center"/>
+            <w:hideMark/>
+          </w:tcPr>
+          <w:p>
+            <w:r>
+              <w:t>the bank rejected me without a clear reason</w:t>
+            </w:r>
+          </w:p>
+        </w:tc>
+        <w:tc>
+          <w:tcPr>
+            <w:tcW w:w="0" w:type="auto"/>
+            <w:vAlign w:val="center"/>
+            <w:hideMark/>
+          </w:tcPr>
+          <w:p>
+            <w:r>
+              <w:t>I didn’t know ongoing loans could impact my credit card eligibility</w:t>
+            </w:r>
+          </w:p>
+        </w:tc>
+        <w:tc>
+          <w:tcPr>
+            <w:tcW w:w="0" w:type="auto"/>
+            <w:vAlign w:val="center"/>
+            <w:hideMark/>
+          </w:tcPr>
+          <w:p>
+            <w:r>
+              <w:t>disappointed and discouraged from applying again</w:t>
+            </w:r>
+          </w:p>
+        </w:tc>
+      </w:tr>
+      <w:tr>
+        <w:trPr>
+          <w:tblCellSpacing w:w="15" w:type="dxa"/>
+        </w:trPr>
+        <w:tc>
+          <w:tcPr>
+            <w:tcW w:w="0" w:type="auto"/>
+            <w:vAlign w:val="center"/>
+            <w:hideMark/>
+          </w:tcPr>
+          <w:p>
+            <w:r>
+              <w:t>PS-4</w:t>
+            </w:r>
+          </w:p>
+        </w:tc>
+        <w:tc>
+          <w:tcPr>
+            <w:tcW w:w="0" w:type="auto"/>
+            <w:vAlign w:val="center"/>
+            <w:hideMark/>
+          </w:tcPr>
+          <w:p>
+            <w:r>
+              <w:t>A first-time applicant</w:t>
+            </w:r>
+          </w:p>
+        </w:tc>
+        <w:tc>
+          <w:tcPr>
+            <w:tcW w:w="0" w:type="auto"/>
+            <w:vAlign w:val="center"/>
+            <w:hideMark/>
+          </w:tcPr>
+          <w:p>
+            <w:r>
+              <w:t>know if I stand a chance</w:t>
+            </w:r>
+          </w:p>
+        </w:tc>
+        <w:tc>
+          <w:tcPr>
+            <w:tcW w:w="0" w:type="auto"/>
+            <w:vAlign w:val="center"/>
+            <w:hideMark/>
+          </w:tcPr>
+          <w:p>
+            <w:r>
+              <w:t>all I see is a form with no explanation or feedback</w:t>
+            </w:r>
+          </w:p>
+        </w:tc>
+        <w:tc>
+          <w:tcPr>
+            <w:tcW w:w="0" w:type="auto"/>
+            <w:vAlign w:val="center"/>
+            <w:hideMark/>
+          </w:tcPr>
+          <w:p>
+            <w:r>
+              <w:t>there’s no immediate insight on eligibility during application</w:t>
+            </w:r>
+          </w:p>
+        </w:tc>
+        <w:tc>
+          <w:tcPr>
+            <w:tcW w:w="0" w:type="auto"/>
+            <w:vAlign w:val="center"/>
+            <w:hideMark/>
+          </w:tcPr>
+          <w:p>
+            <w:r>
+              <w:t>lost and unsure about proceeding</w:t>
+            </w:r>
           </w:p>
         </w:tc>
       </w:tr>
@@ -1157,7 +1311,6 @@
   <w:style w:type="character" w:default="1" w:styleId="DefaultParagraphFont">
     <w:name w:val="Default Paragraph Font"/>
     <w:uiPriority w:val="1"/>
-    <w:semiHidden/>
     <w:unhideWhenUsed/>
   </w:style>
   <w:style w:type="table" w:default="1" w:styleId="TableNormal">
